--- a/Proyecto/docs/ADS_Proyecto_JoshuaOsorioOsorio.docx
+++ b/Proyecto/docs/ADS_Proyecto_JoshuaOsorioOsorio.docx
@@ -365,7 +365,7 @@
     </w:p>
     <w:p>
       <w:pPr>
-        <w:pStyle w:val="TOCHeading"/>
+        <w:pStyle w:val="TtuloTDC"/>
         <w:rPr>
           <w:rFonts w:ascii="Arial" w:eastAsia="Arial" w:hAnsi="Arial" w:cs="Arial"/>
           <w:color w:val="auto"/>
@@ -399,7 +399,7 @@
       <w:sdtContent>
         <w:p>
           <w:pPr>
-            <w:pStyle w:val="TOCHeading"/>
+            <w:pStyle w:val="TtuloTDC"/>
             <w:rPr>
               <w:lang w:val="es-MX"/>
             </w:rPr>
@@ -413,7 +413,7 @@
         </w:p>
         <w:p>
           <w:pPr>
-            <w:pStyle w:val="TOC2"/>
+            <w:pStyle w:val="TDC2"/>
             <w:tabs>
               <w:tab w:val="right" w:leader="dot" w:pos="9350"/>
             </w:tabs>
@@ -436,10 +436,10 @@
           <w:r>
             <w:fldChar w:fldCharType="separate"/>
           </w:r>
-          <w:hyperlink w:anchor="_Toc222087911" w:history="1">
-            <w:r>
-              <w:rPr>
-                <w:rStyle w:val="Hyperlink"/>
+          <w:hyperlink w:anchor="_Toc227702928" w:history="1">
+            <w:r>
+              <w:rPr>
+                <w:rStyle w:val="Hipervnculo"/>
                 <w:noProof/>
                 <w:lang w:val="es-ES"/>
               </w:rPr>
@@ -464,7 +464,7 @@
                 <w:noProof/>
                 <w:webHidden/>
               </w:rPr>
-              <w:instrText xml:space="preserve"> PAGEREF _Toc222087911 \h </w:instrText>
+              <w:instrText xml:space="preserve"> PAGEREF _Toc227702928 \h </w:instrText>
             </w:r>
             <w:r>
               <w:rPr>
@@ -497,7 +497,7 @@
         </w:p>
         <w:p>
           <w:pPr>
-            <w:pStyle w:val="TOC2"/>
+            <w:pStyle w:val="TDC2"/>
             <w:tabs>
               <w:tab w:val="right" w:leader="dot" w:pos="9350"/>
             </w:tabs>
@@ -511,10 +511,10 @@
               <w14:ligatures w14:val="standardContextual"/>
             </w:rPr>
           </w:pPr>
-          <w:hyperlink w:anchor="_Toc222087912" w:history="1">
-            <w:r>
-              <w:rPr>
-                <w:rStyle w:val="Hyperlink"/>
+          <w:hyperlink w:anchor="_Toc227702929" w:history="1">
+            <w:r>
+              <w:rPr>
+                <w:rStyle w:val="Hipervnculo"/>
                 <w:noProof/>
                 <w:lang w:val="es-ES"/>
               </w:rPr>
@@ -539,7 +539,7 @@
                 <w:noProof/>
                 <w:webHidden/>
               </w:rPr>
-              <w:instrText xml:space="preserve"> PAGEREF _Toc222087912 \h </w:instrText>
+              <w:instrText xml:space="preserve"> PAGEREF _Toc227702929 \h </w:instrText>
             </w:r>
             <w:r>
               <w:rPr>
@@ -572,7 +572,7 @@
         </w:p>
         <w:p>
           <w:pPr>
-            <w:pStyle w:val="TOC2"/>
+            <w:pStyle w:val="TDC2"/>
             <w:tabs>
               <w:tab w:val="right" w:leader="dot" w:pos="9350"/>
             </w:tabs>
@@ -586,10 +586,10 @@
               <w14:ligatures w14:val="standardContextual"/>
             </w:rPr>
           </w:pPr>
-          <w:hyperlink w:anchor="_Toc222087913" w:history="1">
-            <w:r>
-              <w:rPr>
-                <w:rStyle w:val="Hyperlink"/>
+          <w:hyperlink w:anchor="_Toc227702930" w:history="1">
+            <w:r>
+              <w:rPr>
+                <w:rStyle w:val="Hipervnculo"/>
                 <w:noProof/>
                 <w:lang w:val="es-ES"/>
               </w:rPr>
@@ -614,7 +614,7 @@
                 <w:noProof/>
                 <w:webHidden/>
               </w:rPr>
-              <w:instrText xml:space="preserve"> PAGEREF _Toc222087913 \h </w:instrText>
+              <w:instrText xml:space="preserve"> PAGEREF _Toc227702930 \h </w:instrText>
             </w:r>
             <w:r>
               <w:rPr>
@@ -647,7 +647,7 @@
         </w:p>
         <w:p>
           <w:pPr>
-            <w:pStyle w:val="TOC2"/>
+            <w:pStyle w:val="TDC2"/>
             <w:tabs>
               <w:tab w:val="right" w:leader="dot" w:pos="9350"/>
             </w:tabs>
@@ -661,10 +661,10 @@
               <w14:ligatures w14:val="standardContextual"/>
             </w:rPr>
           </w:pPr>
-          <w:hyperlink w:anchor="_Toc222087914" w:history="1">
-            <w:r>
-              <w:rPr>
-                <w:rStyle w:val="Hyperlink"/>
+          <w:hyperlink w:anchor="_Toc227702931" w:history="1">
+            <w:r>
+              <w:rPr>
+                <w:rStyle w:val="Hipervnculo"/>
                 <w:noProof/>
                 <w:lang w:val="es-ES"/>
               </w:rPr>
@@ -689,7 +689,7 @@
                 <w:noProof/>
                 <w:webHidden/>
               </w:rPr>
-              <w:instrText xml:space="preserve"> PAGEREF _Toc222087914 \h </w:instrText>
+              <w:instrText xml:space="preserve"> PAGEREF _Toc227702931 \h </w:instrText>
             </w:r>
             <w:r>
               <w:rPr>
@@ -722,7 +722,7 @@
         </w:p>
         <w:p>
           <w:pPr>
-            <w:pStyle w:val="TOC2"/>
+            <w:pStyle w:val="TDC2"/>
             <w:tabs>
               <w:tab w:val="right" w:leader="dot" w:pos="9350"/>
             </w:tabs>
@@ -736,10 +736,10 @@
               <w14:ligatures w14:val="standardContextual"/>
             </w:rPr>
           </w:pPr>
-          <w:hyperlink w:anchor="_Toc222087915" w:history="1">
-            <w:r>
-              <w:rPr>
-                <w:rStyle w:val="Hyperlink"/>
+          <w:hyperlink w:anchor="_Toc227702932" w:history="1">
+            <w:r>
+              <w:rPr>
+                <w:rStyle w:val="Hipervnculo"/>
                 <w:noProof/>
                 <w:lang w:val="es-ES"/>
               </w:rPr>
@@ -764,7 +764,7 @@
                 <w:noProof/>
                 <w:webHidden/>
               </w:rPr>
-              <w:instrText xml:space="preserve"> PAGEREF _Toc222087915 \h </w:instrText>
+              <w:instrText xml:space="preserve"> PAGEREF _Toc227702932 \h </w:instrText>
             </w:r>
             <w:r>
               <w:rPr>
@@ -797,7 +797,7 @@
         </w:p>
         <w:p>
           <w:pPr>
-            <w:pStyle w:val="TOC2"/>
+            <w:pStyle w:val="TDC2"/>
             <w:tabs>
               <w:tab w:val="right" w:leader="dot" w:pos="9350"/>
             </w:tabs>
@@ -811,10 +811,10 @@
               <w14:ligatures w14:val="standardContextual"/>
             </w:rPr>
           </w:pPr>
-          <w:hyperlink w:anchor="_Toc222087916" w:history="1">
-            <w:r>
-              <w:rPr>
-                <w:rStyle w:val="Hyperlink"/>
+          <w:hyperlink w:anchor="_Toc227702933" w:history="1">
+            <w:r>
+              <w:rPr>
+                <w:rStyle w:val="Hipervnculo"/>
                 <w:noProof/>
                 <w:lang w:val="es-ES"/>
               </w:rPr>
@@ -839,7 +839,7 @@
                 <w:noProof/>
                 <w:webHidden/>
               </w:rPr>
-              <w:instrText xml:space="preserve"> PAGEREF _Toc222087916 \h </w:instrText>
+              <w:instrText xml:space="preserve"> PAGEREF _Toc227702933 \h </w:instrText>
             </w:r>
             <w:r>
               <w:rPr>
@@ -872,7 +872,7 @@
         </w:p>
         <w:p>
           <w:pPr>
-            <w:pStyle w:val="TOC1"/>
+            <w:pStyle w:val="TDC3"/>
             <w:tabs>
               <w:tab w:val="right" w:leader="dot" w:pos="9350"/>
             </w:tabs>
@@ -886,14 +886,14 @@
               <w14:ligatures w14:val="standardContextual"/>
             </w:rPr>
           </w:pPr>
-          <w:hyperlink w:anchor="_Toc222087917" w:history="1">
-            <w:r>
-              <w:rPr>
-                <w:rStyle w:val="Hyperlink"/>
-                <w:rFonts w:ascii="Proxima Nova" w:eastAsia="Proxima Nova" w:hAnsi="Proxima Nova" w:cs="Proxima Nova"/>
-                <w:noProof/>
-              </w:rPr>
-              <w:t>Conclusiones</w:t>
+          <w:hyperlink w:anchor="_Toc227702934" w:history="1">
+            <w:r>
+              <w:rPr>
+                <w:rStyle w:val="Hipervnculo"/>
+                <w:noProof/>
+                <w:lang w:val="es-ES"/>
+              </w:rPr>
+              <w:t>Ventajas</w:t>
             </w:r>
             <w:r>
               <w:rPr>
@@ -914,7 +914,7 @@
                 <w:noProof/>
                 <w:webHidden/>
               </w:rPr>
-              <w:instrText xml:space="preserve"> PAGEREF _Toc222087917 \h </w:instrText>
+              <w:instrText xml:space="preserve"> PAGEREF _Toc227702934 \h </w:instrText>
             </w:r>
             <w:r>
               <w:rPr>
@@ -931,13 +931,85 @@
             </w:r>
             <w:r>
               <w:rPr>
-                <w:b/>
-                <w:bCs/>
-                <w:noProof/>
-                <w:webHidden/>
+                <w:noProof/>
+                <w:webHidden/>
+              </w:rPr>
+              <w:t>3</w:t>
+            </w:r>
+            <w:r>
+              <w:rPr>
+                <w:noProof/>
+                <w:webHidden/>
+              </w:rPr>
+              <w:fldChar w:fldCharType="end"/>
+            </w:r>
+          </w:hyperlink>
+        </w:p>
+        <w:p>
+          <w:pPr>
+            <w:pStyle w:val="TDC3"/>
+            <w:tabs>
+              <w:tab w:val="right" w:leader="dot" w:pos="9350"/>
+            </w:tabs>
+            <w:rPr>
+              <w:rFonts w:asciiTheme="minorHAnsi" w:eastAsiaTheme="minorEastAsia" w:hAnsiTheme="minorHAnsi" w:cstheme="minorBidi"/>
+              <w:noProof/>
+              <w:kern w:val="2"/>
+              <w:sz w:val="24"/>
+              <w:szCs w:val="24"/>
+              <w:lang w:val="en-US"/>
+              <w14:ligatures w14:val="standardContextual"/>
+            </w:rPr>
+          </w:pPr>
+          <w:hyperlink w:anchor="_Toc227702935" w:history="1">
+            <w:r>
+              <w:rPr>
+                <w:rStyle w:val="Hipervnculo"/>
+                <w:noProof/>
                 <w:lang w:val="es-ES"/>
               </w:rPr>
-              <w:t>¡Error! Marcador no definido.</w:t>
+              <w:t>Desventajas</w:t>
+            </w:r>
+            <w:r>
+              <w:rPr>
+                <w:noProof/>
+                <w:webHidden/>
+              </w:rPr>
+              <w:tab/>
+            </w:r>
+            <w:r>
+              <w:rPr>
+                <w:noProof/>
+                <w:webHidden/>
+              </w:rPr>
+              <w:fldChar w:fldCharType="begin"/>
+            </w:r>
+            <w:r>
+              <w:rPr>
+                <w:noProof/>
+                <w:webHidden/>
+              </w:rPr>
+              <w:instrText xml:space="preserve"> PAGEREF _Toc227702935 \h </w:instrText>
+            </w:r>
+            <w:r>
+              <w:rPr>
+                <w:noProof/>
+                <w:webHidden/>
+              </w:rPr>
+            </w:r>
+            <w:r>
+              <w:rPr>
+                <w:noProof/>
+                <w:webHidden/>
+              </w:rPr>
+              <w:fldChar w:fldCharType="separate"/>
+            </w:r>
+            <w:r>
+              <w:rPr>
+                <w:noProof/>
+                <w:webHidden/>
+              </w:rPr>
+              <w:t>3</w:t>
             </w:r>
             <w:r>
               <w:rPr>
@@ -1016,9 +1088,9 @@
     </w:p>
     <w:p>
       <w:pPr>
-        <w:pStyle w:val="Heading2"/>
-      </w:pPr>
-      <w:bookmarkStart w:id="9" w:name="_Toc222087911"/>
+        <w:pStyle w:val="Ttulo2"/>
+      </w:pPr>
+      <w:bookmarkStart w:id="9" w:name="_Toc227702928"/>
       <w:r>
         <w:rPr>
           <w:lang w:val="es-ES"/>
@@ -1079,9 +1151,9 @@
     </w:p>
     <w:p>
       <w:pPr>
-        <w:pStyle w:val="Heading2"/>
-      </w:pPr>
-      <w:bookmarkStart w:id="10" w:name="_Toc222087912"/>
+        <w:pStyle w:val="Ttulo2"/>
+      </w:pPr>
+      <w:bookmarkStart w:id="10" w:name="_Toc227702929"/>
       <w:r>
         <w:rPr>
           <w:lang w:val="es-ES"/>
@@ -1112,9 +1184,9 @@
     </w:p>
     <w:p>
       <w:pPr>
-        <w:pStyle w:val="Heading2"/>
-      </w:pPr>
-      <w:bookmarkStart w:id="11" w:name="_Toc222087913"/>
+        <w:pStyle w:val="Ttulo2"/>
+      </w:pPr>
+      <w:bookmarkStart w:id="11" w:name="_Toc227702930"/>
       <w:r>
         <w:rPr>
           <w:lang w:val="es-ES"/>
@@ -1125,7 +1197,7 @@
     </w:p>
     <w:p>
       <w:pPr>
-        <w:pStyle w:val="ListParagraph"/>
+        <w:pStyle w:val="Prrafodelista"/>
         <w:numPr>
           <w:ilvl w:val="0"/>
           <w:numId w:val="8"/>
@@ -1138,7 +1210,7 @@
     </w:p>
     <w:p>
       <w:pPr>
-        <w:pStyle w:val="ListParagraph"/>
+        <w:pStyle w:val="Prrafodelista"/>
         <w:numPr>
           <w:ilvl w:val="0"/>
           <w:numId w:val="8"/>
@@ -1169,7 +1241,7 @@
     </w:p>
     <w:p>
       <w:pPr>
-        <w:pStyle w:val="ListParagraph"/>
+        <w:pStyle w:val="Prrafodelista"/>
         <w:numPr>
           <w:ilvl w:val="0"/>
           <w:numId w:val="8"/>
@@ -1182,7 +1254,7 @@
     </w:p>
     <w:p>
       <w:pPr>
-        <w:pStyle w:val="ListParagraph"/>
+        <w:pStyle w:val="Prrafodelista"/>
         <w:numPr>
           <w:ilvl w:val="0"/>
           <w:numId w:val="8"/>
@@ -1201,20 +1273,21 @@
     </w:p>
     <w:p>
       <w:pPr>
-        <w:pStyle w:val="Heading2"/>
-      </w:pPr>
-      <w:bookmarkStart w:id="12" w:name="_Toc222087914"/>
-      <w:r>
-        <w:rPr>
-          <w:lang w:val="es-ES"/>
-        </w:rPr>
+        <w:pStyle w:val="Ttulo2"/>
+      </w:pPr>
+      <w:bookmarkStart w:id="12" w:name="_Toc227702931"/>
+      <w:r>
+        <w:rPr>
+          <w:lang w:val="es-ES"/>
+        </w:rPr>
+        <w:lastRenderedPageBreak/>
         <w:t>Principales funciones del sistema</w:t>
       </w:r>
       <w:bookmarkEnd w:id="12"/>
     </w:p>
     <w:p>
       <w:pPr>
-        <w:pStyle w:val="ListParagraph"/>
+        <w:pStyle w:val="Prrafodelista"/>
         <w:numPr>
           <w:ilvl w:val="0"/>
           <w:numId w:val="9"/>
@@ -1233,7 +1306,7 @@
     </w:p>
     <w:p>
       <w:pPr>
-        <w:pStyle w:val="ListParagraph"/>
+        <w:pStyle w:val="Prrafodelista"/>
         <w:numPr>
           <w:ilvl w:val="0"/>
           <w:numId w:val="9"/>
@@ -1252,7 +1325,7 @@
     </w:p>
     <w:p>
       <w:pPr>
-        <w:pStyle w:val="ListParagraph"/>
+        <w:pStyle w:val="Prrafodelista"/>
         <w:numPr>
           <w:ilvl w:val="0"/>
           <w:numId w:val="9"/>
@@ -1271,7 +1344,7 @@
     </w:p>
     <w:p>
       <w:pPr>
-        <w:pStyle w:val="ListParagraph"/>
+        <w:pStyle w:val="Prrafodelista"/>
         <w:numPr>
           <w:ilvl w:val="0"/>
           <w:numId w:val="9"/>
@@ -1290,7 +1363,7 @@
     </w:p>
     <w:p>
       <w:pPr>
-        <w:pStyle w:val="ListParagraph"/>
+        <w:pStyle w:val="Prrafodelista"/>
         <w:numPr>
           <w:ilvl w:val="0"/>
           <w:numId w:val="9"/>
@@ -1309,7 +1382,7 @@
     </w:p>
     <w:p>
       <w:pPr>
-        <w:pStyle w:val="ListParagraph"/>
+        <w:pStyle w:val="Prrafodelista"/>
         <w:numPr>
           <w:ilvl w:val="0"/>
           <w:numId w:val="9"/>
@@ -1328,7 +1401,7 @@
     </w:p>
     <w:p>
       <w:pPr>
-        <w:pStyle w:val="ListParagraph"/>
+        <w:pStyle w:val="Prrafodelista"/>
         <w:numPr>
           <w:ilvl w:val="0"/>
           <w:numId w:val="9"/>
@@ -1347,12 +1420,12 @@
     </w:p>
     <w:p>
       <w:pPr>
-        <w:pStyle w:val="Heading2"/>
-        <w:rPr>
-          <w:lang w:val="es-ES"/>
-        </w:rPr>
-      </w:pPr>
-      <w:bookmarkStart w:id="13" w:name="_Toc222087915"/>
+        <w:pStyle w:val="Ttulo2"/>
+        <w:rPr>
+          <w:lang w:val="es-ES"/>
+        </w:rPr>
+      </w:pPr>
+      <w:bookmarkStart w:id="13" w:name="_Toc227702932"/>
       <w:r>
         <w:rPr>
           <w:lang w:val="es-ES"/>
@@ -1369,7 +1442,7 @@
     </w:p>
     <w:p>
       <w:pPr>
-        <w:pStyle w:val="ListParagraph"/>
+        <w:pStyle w:val="Prrafodelista"/>
         <w:numPr>
           <w:ilvl w:val="0"/>
           <w:numId w:val="8"/>
@@ -1388,7 +1461,7 @@
     </w:p>
     <w:p>
       <w:pPr>
-        <w:pStyle w:val="ListParagraph"/>
+        <w:pStyle w:val="Prrafodelista"/>
         <w:numPr>
           <w:ilvl w:val="0"/>
           <w:numId w:val="8"/>
@@ -1407,7 +1480,7 @@
     </w:p>
     <w:p>
       <w:pPr>
-        <w:pStyle w:val="ListParagraph"/>
+        <w:pStyle w:val="Prrafodelista"/>
         <w:numPr>
           <w:ilvl w:val="0"/>
           <w:numId w:val="8"/>
@@ -1426,12 +1499,12 @@
     </w:p>
     <w:p>
       <w:pPr>
-        <w:pStyle w:val="Heading2"/>
-        <w:rPr>
-          <w:lang w:val="es-ES"/>
-        </w:rPr>
-      </w:pPr>
-      <w:bookmarkStart w:id="14" w:name="_Toc222087916"/>
+        <w:pStyle w:val="Ttulo2"/>
+        <w:rPr>
+          <w:lang w:val="es-ES"/>
+        </w:rPr>
+      </w:pPr>
+      <w:bookmarkStart w:id="14" w:name="_Toc227702933"/>
       <w:r>
         <w:rPr>
           <w:lang w:val="es-ES"/>
@@ -1442,7 +1515,7 @@
     </w:p>
     <w:p>
       <w:pPr>
-        <w:pStyle w:val="ListParagraph"/>
+        <w:pStyle w:val="Prrafodelista"/>
         <w:numPr>
           <w:ilvl w:val="0"/>
           <w:numId w:val="10"/>
@@ -1460,7 +1533,7 @@
     </w:p>
     <w:p>
       <w:pPr>
-        <w:pStyle w:val="ListParagraph"/>
+        <w:pStyle w:val="Prrafodelista"/>
         <w:numPr>
           <w:ilvl w:val="0"/>
           <w:numId w:val="10"/>
@@ -1486,7 +1559,7 @@
     </w:p>
     <w:p>
       <w:pPr>
-        <w:pStyle w:val="ListParagraph"/>
+        <w:pStyle w:val="Prrafodelista"/>
         <w:numPr>
           <w:ilvl w:val="0"/>
           <w:numId w:val="10"/>
@@ -1504,7 +1577,7 @@
     </w:p>
     <w:p>
       <w:pPr>
-        <w:pStyle w:val="ListParagraph"/>
+        <w:pStyle w:val="Prrafodelista"/>
         <w:numPr>
           <w:ilvl w:val="0"/>
           <w:numId w:val="10"/>
@@ -1522,7 +1595,7 @@
     </w:p>
     <w:p>
       <w:pPr>
-        <w:pStyle w:val="ListParagraph"/>
+        <w:pStyle w:val="Prrafodelista"/>
         <w:numPr>
           <w:ilvl w:val="0"/>
           <w:numId w:val="10"/>
@@ -1540,21 +1613,23 @@
     </w:p>
     <w:p>
       <w:pPr>
-        <w:pStyle w:val="Heading3"/>
-        <w:rPr>
-          <w:lang w:val="es-ES"/>
-        </w:rPr>
-      </w:pPr>
+        <w:pStyle w:val="Ttulo3"/>
+        <w:rPr>
+          <w:lang w:val="es-ES"/>
+        </w:rPr>
+      </w:pPr>
+      <w:bookmarkStart w:id="15" w:name="_Toc227702934"/>
       <w:r>
         <w:rPr>
           <w:lang w:val="es-ES"/>
         </w:rPr>
         <w:t>Ventajas</w:t>
       </w:r>
-    </w:p>
-    <w:p>
-      <w:pPr>
-        <w:pStyle w:val="ListParagraph"/>
+      <w:bookmarkEnd w:id="15"/>
+    </w:p>
+    <w:p>
+      <w:pPr>
+        <w:pStyle w:val="Prrafodelista"/>
         <w:numPr>
           <w:ilvl w:val="0"/>
           <w:numId w:val="12"/>
@@ -1604,7 +1679,7 @@
     </w:p>
     <w:p>
       <w:pPr>
-        <w:pStyle w:val="ListParagraph"/>
+        <w:pStyle w:val="Prrafodelista"/>
         <w:numPr>
           <w:ilvl w:val="0"/>
           <w:numId w:val="12"/>
@@ -1640,7 +1715,7 @@
     </w:p>
     <w:p>
       <w:pPr>
-        <w:pStyle w:val="ListParagraph"/>
+        <w:pStyle w:val="Prrafodelista"/>
         <w:numPr>
           <w:ilvl w:val="0"/>
           <w:numId w:val="12"/>
@@ -1664,7 +1739,7 @@
     </w:p>
     <w:p>
       <w:pPr>
-        <w:pStyle w:val="ListParagraph"/>
+        <w:pStyle w:val="Prrafodelista"/>
         <w:numPr>
           <w:ilvl w:val="0"/>
           <w:numId w:val="12"/>
@@ -1682,7 +1757,7 @@
     </w:p>
     <w:p>
       <w:pPr>
-        <w:pStyle w:val="ListParagraph"/>
+        <w:pStyle w:val="Prrafodelista"/>
         <w:numPr>
           <w:ilvl w:val="0"/>
           <w:numId w:val="12"/>
@@ -1700,7 +1775,7 @@
     </w:p>
     <w:p>
       <w:pPr>
-        <w:pStyle w:val="ListParagraph"/>
+        <w:pStyle w:val="Prrafodelista"/>
         <w:numPr>
           <w:ilvl w:val="0"/>
           <w:numId w:val="12"/>
@@ -1744,21 +1819,23 @@
     </w:p>
     <w:p>
       <w:pPr>
-        <w:pStyle w:val="Heading3"/>
-        <w:rPr>
-          <w:lang w:val="es-ES"/>
-        </w:rPr>
-      </w:pPr>
+        <w:pStyle w:val="Ttulo3"/>
+        <w:rPr>
+          <w:lang w:val="es-ES"/>
+        </w:rPr>
+      </w:pPr>
+      <w:bookmarkStart w:id="16" w:name="_Toc227702935"/>
       <w:r>
         <w:rPr>
           <w:lang w:val="es-ES"/>
         </w:rPr>
         <w:t>Desventajas</w:t>
       </w:r>
-    </w:p>
-    <w:p>
-      <w:pPr>
-        <w:pStyle w:val="ListParagraph"/>
+      <w:bookmarkEnd w:id="16"/>
+    </w:p>
+    <w:p>
+      <w:pPr>
+        <w:pStyle w:val="Prrafodelista"/>
         <w:numPr>
           <w:ilvl w:val="0"/>
           <w:numId w:val="13"/>
@@ -1782,7 +1859,7 @@
     </w:p>
     <w:p>
       <w:pPr>
-        <w:pStyle w:val="ListParagraph"/>
+        <w:pStyle w:val="Prrafodelista"/>
         <w:numPr>
           <w:ilvl w:val="0"/>
           <w:numId w:val="13"/>
@@ -1806,7 +1883,7 @@
     </w:p>
     <w:p>
       <w:pPr>
-        <w:pStyle w:val="ListParagraph"/>
+        <w:pStyle w:val="Prrafodelista"/>
         <w:numPr>
           <w:ilvl w:val="0"/>
           <w:numId w:val="13"/>
@@ -1836,7 +1913,7 @@
     </w:p>
     <w:p>
       <w:pPr>
-        <w:pStyle w:val="ListParagraph"/>
+        <w:pStyle w:val="Prrafodelista"/>
         <w:numPr>
           <w:ilvl w:val="0"/>
           <w:numId w:val="13"/>
@@ -1854,7 +1931,7 @@
     </w:p>
     <w:p>
       <w:pPr>
-        <w:pStyle w:val="ListParagraph"/>
+        <w:pStyle w:val="Prrafodelista"/>
         <w:numPr>
           <w:ilvl w:val="0"/>
           <w:numId w:val="13"/>
@@ -1872,7 +1949,7 @@
     </w:p>
     <w:p>
       <w:pPr>
-        <w:pStyle w:val="ListParagraph"/>
+        <w:pStyle w:val="Prrafodelista"/>
         <w:numPr>
           <w:ilvl w:val="0"/>
           <w:numId w:val="13"/>
@@ -1910,6 +1987,7 @@
           <w:sz w:val="52"/>
           <w:szCs w:val="52"/>
         </w:rPr>
+        <w:lastRenderedPageBreak/>
         <w:t>Bibliografía</w:t>
       </w:r>
     </w:p>
@@ -4226,7 +4304,7 @@
     <w:qFormat/>
     <w:rsid w:val="005975C2"/>
   </w:style>
-  <w:style w:type="paragraph" w:styleId="Heading1">
+  <w:style w:type="paragraph" w:styleId="Ttulo1">
     <w:name w:val="heading 1"/>
     <w:basedOn w:val="Normal"/>
     <w:next w:val="Normal"/>
@@ -4243,11 +4321,11 @@
       <w:szCs w:val="40"/>
     </w:rPr>
   </w:style>
-  <w:style w:type="paragraph" w:styleId="Heading2">
+  <w:style w:type="paragraph" w:styleId="Ttulo2">
     <w:name w:val="heading 2"/>
     <w:basedOn w:val="Normal"/>
     <w:next w:val="Normal"/>
-    <w:link w:val="Heading2Char"/>
+    <w:link w:val="Ttulo2Car"/>
     <w:uiPriority w:val="9"/>
     <w:unhideWhenUsed/>
     <w:qFormat/>
@@ -4262,7 +4340,7 @@
       <w:szCs w:val="32"/>
     </w:rPr>
   </w:style>
-  <w:style w:type="paragraph" w:styleId="Heading3">
+  <w:style w:type="paragraph" w:styleId="Ttulo3">
     <w:name w:val="heading 3"/>
     <w:basedOn w:val="Normal"/>
     <w:next w:val="Normal"/>
@@ -4281,7 +4359,7 @@
       <w:szCs w:val="28"/>
     </w:rPr>
   </w:style>
-  <w:style w:type="paragraph" w:styleId="Heading4">
+  <w:style w:type="paragraph" w:styleId="Ttulo4">
     <w:name w:val="heading 4"/>
     <w:basedOn w:val="Normal"/>
     <w:next w:val="Normal"/>
@@ -4301,7 +4379,7 @@
       <w:szCs w:val="24"/>
     </w:rPr>
   </w:style>
-  <w:style w:type="paragraph" w:styleId="Heading5">
+  <w:style w:type="paragraph" w:styleId="Ttulo5">
     <w:name w:val="heading 5"/>
     <w:basedOn w:val="Normal"/>
     <w:next w:val="Normal"/>
@@ -4319,7 +4397,7 @@
       <w:color w:val="666666"/>
     </w:rPr>
   </w:style>
-  <w:style w:type="paragraph" w:styleId="Heading6">
+  <w:style w:type="paragraph" w:styleId="Ttulo6">
     <w:name w:val="heading 6"/>
     <w:basedOn w:val="Normal"/>
     <w:next w:val="Normal"/>
@@ -4338,13 +4416,13 @@
       <w:color w:val="666666"/>
     </w:rPr>
   </w:style>
-  <w:style w:type="character" w:default="1" w:styleId="DefaultParagraphFont">
+  <w:style w:type="character" w:default="1" w:styleId="Fuentedeprrafopredeter">
     <w:name w:val="Default Paragraph Font"/>
     <w:uiPriority w:val="1"/>
     <w:semiHidden/>
     <w:unhideWhenUsed/>
   </w:style>
-  <w:style w:type="table" w:default="1" w:styleId="TableNormal">
+  <w:style w:type="table" w:default="1" w:styleId="Tablanormal">
     <w:name w:val="Normal Table"/>
     <w:uiPriority w:val="99"/>
     <w:semiHidden/>
@@ -4359,13 +4437,13 @@
       </w:tblCellMar>
     </w:tblPr>
   </w:style>
-  <w:style w:type="numbering" w:default="1" w:styleId="NoList">
+  <w:style w:type="numbering" w:default="1" w:styleId="Sinlista">
     <w:name w:val="No List"/>
     <w:uiPriority w:val="99"/>
     <w:semiHidden/>
     <w:unhideWhenUsed/>
   </w:style>
-  <w:style w:type="paragraph" w:styleId="Title">
+  <w:style w:type="paragraph" w:styleId="Ttulo">
     <w:name w:val="Title"/>
     <w:basedOn w:val="Normal"/>
     <w:next w:val="Normal"/>
@@ -4381,7 +4459,7 @@
       <w:szCs w:val="52"/>
     </w:rPr>
   </w:style>
-  <w:style w:type="paragraph" w:styleId="Subtitle">
+  <w:style w:type="paragraph" w:styleId="Subttulo">
     <w:name w:val="Subtitle"/>
     <w:basedOn w:val="Normal"/>
     <w:next w:val="Normal"/>
@@ -4399,7 +4477,7 @@
     </w:rPr>
   </w:style>
   <w:style w:type="table" w:customStyle="1" w:styleId="a">
-    <w:basedOn w:val="TableNormal"/>
+    <w:basedOn w:val="Tablanormal"/>
     <w:tblPr>
       <w:tblStyleRowBandSize w:val="1"/>
       <w:tblStyleColBandSize w:val="1"/>
@@ -4411,10 +4489,10 @@
       </w:tblCellMar>
     </w:tblPr>
   </w:style>
-  <w:style w:type="paragraph" w:styleId="Header">
+  <w:style w:type="paragraph" w:styleId="Encabezado">
     <w:name w:val="header"/>
     <w:basedOn w:val="Normal"/>
-    <w:link w:val="HeaderChar"/>
+    <w:link w:val="EncabezadoCar"/>
     <w:uiPriority w:val="99"/>
     <w:unhideWhenUsed/>
     <w:rsid w:val="000A75AE"/>
@@ -4426,17 +4504,17 @@
       <w:spacing w:line="240" w:lineRule="auto"/>
     </w:pPr>
   </w:style>
-  <w:style w:type="character" w:customStyle="1" w:styleId="HeaderChar">
-    <w:name w:val="Header Char"/>
-    <w:basedOn w:val="DefaultParagraphFont"/>
-    <w:link w:val="Header"/>
+  <w:style w:type="character" w:customStyle="1" w:styleId="EncabezadoCar">
+    <w:name w:val="Encabezado Car"/>
+    <w:basedOn w:val="Fuentedeprrafopredeter"/>
+    <w:link w:val="Encabezado"/>
     <w:uiPriority w:val="99"/>
     <w:rsid w:val="000A75AE"/>
   </w:style>
-  <w:style w:type="paragraph" w:styleId="Footer">
+  <w:style w:type="paragraph" w:styleId="Piedepgina">
     <w:name w:val="footer"/>
     <w:basedOn w:val="Normal"/>
-    <w:link w:val="FooterChar"/>
+    <w:link w:val="PiedepginaCar"/>
     <w:uiPriority w:val="99"/>
     <w:unhideWhenUsed/>
     <w:rsid w:val="000A75AE"/>
@@ -4448,22 +4526,22 @@
       <w:spacing w:line="240" w:lineRule="auto"/>
     </w:pPr>
   </w:style>
-  <w:style w:type="character" w:customStyle="1" w:styleId="FooterChar">
-    <w:name w:val="Footer Char"/>
-    <w:basedOn w:val="DefaultParagraphFont"/>
-    <w:link w:val="Footer"/>
+  <w:style w:type="character" w:customStyle="1" w:styleId="PiedepginaCar">
+    <w:name w:val="Pie de página Car"/>
+    <w:basedOn w:val="Fuentedeprrafopredeter"/>
+    <w:link w:val="Piedepgina"/>
     <w:uiPriority w:val="99"/>
     <w:rsid w:val="000A75AE"/>
   </w:style>
   <w:style w:type="character" w:customStyle="1" w:styleId="gi">
     <w:name w:val="gi"/>
-    <w:basedOn w:val="DefaultParagraphFont"/>
+    <w:basedOn w:val="Fuentedeprrafopredeter"/>
     <w:rsid w:val="00A42619"/>
   </w:style>
-  <w:style w:type="character" w:customStyle="1" w:styleId="Heading2Char">
-    <w:name w:val="Heading 2 Char"/>
-    <w:basedOn w:val="DefaultParagraphFont"/>
-    <w:link w:val="Heading2"/>
+  <w:style w:type="character" w:customStyle="1" w:styleId="Ttulo2Car">
+    <w:name w:val="Título 2 Car"/>
+    <w:basedOn w:val="Fuentedeprrafopredeter"/>
+    <w:link w:val="Ttulo2"/>
     <w:uiPriority w:val="9"/>
     <w:rsid w:val="005E3B74"/>
     <w:rPr>
@@ -4471,7 +4549,7 @@
       <w:szCs w:val="32"/>
     </w:rPr>
   </w:style>
-  <w:style w:type="paragraph" w:styleId="ListParagraph">
+  <w:style w:type="paragraph" w:styleId="Prrafodelista">
     <w:name w:val="List Paragraph"/>
     <w:basedOn w:val="Normal"/>
     <w:uiPriority w:val="34"/>
@@ -4482,9 +4560,9 @@
       <w:contextualSpacing/>
     </w:pPr>
   </w:style>
-  <w:style w:type="table" w:styleId="TableGrid">
+  <w:style w:type="table" w:styleId="Tablaconcuadrcula">
     <w:name w:val="Table Grid"/>
-    <w:basedOn w:val="TableNormal"/>
+    <w:basedOn w:val="Tablanormal"/>
     <w:uiPriority w:val="39"/>
     <w:rsid w:val="004300D7"/>
     <w:pPr>
@@ -4501,9 +4579,9 @@
       </w:tblBorders>
     </w:tblPr>
   </w:style>
-  <w:style w:type="paragraph" w:styleId="TOCHeading">
+  <w:style w:type="paragraph" w:styleId="TtuloTDC">
     <w:name w:val="TOC Heading"/>
-    <w:basedOn w:val="Heading1"/>
+    <w:basedOn w:val="Ttulo1"/>
     <w:next w:val="Normal"/>
     <w:uiPriority w:val="39"/>
     <w:unhideWhenUsed/>
@@ -4521,7 +4599,7 @@
       <w:lang w:val="en-US"/>
     </w:rPr>
   </w:style>
-  <w:style w:type="paragraph" w:styleId="TOC1">
+  <w:style w:type="paragraph" w:styleId="TDC1">
     <w:name w:val="toc 1"/>
     <w:basedOn w:val="Normal"/>
     <w:next w:val="Normal"/>
@@ -4533,7 +4611,7 @@
       <w:spacing w:after="100"/>
     </w:pPr>
   </w:style>
-  <w:style w:type="paragraph" w:styleId="TOC2">
+  <w:style w:type="paragraph" w:styleId="TDC2">
     <w:name w:val="toc 2"/>
     <w:basedOn w:val="Normal"/>
     <w:next w:val="Normal"/>
@@ -4546,7 +4624,7 @@
       <w:ind w:left="220"/>
     </w:pPr>
   </w:style>
-  <w:style w:type="paragraph" w:styleId="TOC3">
+  <w:style w:type="paragraph" w:styleId="TDC3">
     <w:name w:val="toc 3"/>
     <w:basedOn w:val="Normal"/>
     <w:next w:val="Normal"/>
@@ -4559,9 +4637,9 @@
       <w:ind w:left="440"/>
     </w:pPr>
   </w:style>
-  <w:style w:type="character" w:styleId="Hyperlink">
+  <w:style w:type="character" w:styleId="Hipervnculo">
     <w:name w:val="Hyperlink"/>
-    <w:basedOn w:val="DefaultParagraphFont"/>
+    <w:basedOn w:val="Fuentedeprrafopredeter"/>
     <w:uiPriority w:val="99"/>
     <w:unhideWhenUsed/>
     <w:rsid w:val="003D0BB5"/>
@@ -4570,7 +4648,7 @@
       <w:u w:val="single"/>
     </w:rPr>
   </w:style>
-  <w:style w:type="paragraph" w:styleId="NoSpacing">
+  <w:style w:type="paragraph" w:styleId="Sinespaciado">
     <w:name w:val="No Spacing"/>
     <w:uiPriority w:val="1"/>
     <w:qFormat/>
@@ -4579,10 +4657,10 @@
       <w:spacing w:line="240" w:lineRule="auto"/>
     </w:pPr>
   </w:style>
-  <w:style w:type="paragraph" w:styleId="PlainText">
+  <w:style w:type="paragraph" w:styleId="Textosinformato">
     <w:name w:val="Plain Text"/>
     <w:basedOn w:val="Normal"/>
-    <w:link w:val="PlainTextChar"/>
+    <w:link w:val="TextosinformatoCar"/>
     <w:uiPriority w:val="99"/>
     <w:unhideWhenUsed/>
     <w:rsid w:val="00036470"/>
@@ -4598,10 +4676,10 @@
       <w14:ligatures w14:val="standardContextual"/>
     </w:rPr>
   </w:style>
-  <w:style w:type="character" w:customStyle="1" w:styleId="PlainTextChar">
-    <w:name w:val="Plain Text Char"/>
-    <w:basedOn w:val="DefaultParagraphFont"/>
-    <w:link w:val="PlainText"/>
+  <w:style w:type="character" w:customStyle="1" w:styleId="TextosinformatoCar">
+    <w:name w:val="Texto sin formato Car"/>
+    <w:basedOn w:val="Fuentedeprrafopredeter"/>
+    <w:link w:val="Textosinformato"/>
     <w:uiPriority w:val="99"/>
     <w:rsid w:val="00036470"/>
     <w:rPr>
@@ -4632,12 +4710,12 @@
   </w:style>
   <w:style w:type="character" w:customStyle="1" w:styleId="url">
     <w:name w:val="url"/>
-    <w:basedOn w:val="DefaultParagraphFont"/>
+    <w:basedOn w:val="Fuentedeprrafopredeter"/>
     <w:rsid w:val="004256A6"/>
   </w:style>
-  <w:style w:type="table" w:styleId="GridTable4">
+  <w:style w:type="table" w:styleId="Tabladecuadrcula4">
     <w:name w:val="Grid Table 4"/>
-    <w:basedOn w:val="TableNormal"/>
+    <w:basedOn w:val="Tablanormal"/>
     <w:uiPriority w:val="49"/>
     <w:rsid w:val="00B85863"/>
     <w:pPr>

--- a/Proyecto/docs/ADS_Proyecto_JoshuaOsorioOsorio.docx
+++ b/Proyecto/docs/ADS_Proyecto_JoshuaOsorioOsorio.docx
@@ -4,7 +4,6 @@
   <w:body>
     <w:p>
       <w:pPr>
-        <w:jc w:val="center"/>
         <w:rPr>
           <w:rFonts w:ascii="Proxima Nova" w:hAnsi="Proxima Nova"/>
           <w:sz w:val="30"/>
@@ -51,7 +50,6 @@
     </w:p>
     <w:p>
       <w:pPr>
-        <w:jc w:val="center"/>
         <w:rPr>
           <w:rFonts w:ascii="Proxima Nova" w:eastAsia="Proxima Nova" w:hAnsi="Proxima Nova" w:cs="Proxima Nova"/>
           <w:sz w:val="52"/>
@@ -77,7 +75,6 @@
     </w:p>
     <w:p>
       <w:pPr>
-        <w:jc w:val="center"/>
         <w:rPr>
           <w:rFonts w:ascii="Proxima Nova" w:eastAsia="Proxima Nova" w:hAnsi="Proxima Nova" w:cs="Proxima Nova"/>
           <w:sz w:val="52"/>
@@ -95,7 +92,6 @@
     </w:p>
     <w:p>
       <w:pPr>
-        <w:jc w:val="center"/>
         <w:rPr>
           <w:rFonts w:ascii="Proxima Nova" w:eastAsia="Proxima Nova" w:hAnsi="Proxima Nova" w:cs="Proxima Nova"/>
           <w:sz w:val="52"/>
@@ -113,7 +109,6 @@
     </w:p>
     <w:p>
       <w:pPr>
-        <w:jc w:val="center"/>
         <w:rPr>
           <w:rFonts w:asciiTheme="minorHAnsi" w:hAnsiTheme="minorHAnsi"/>
           <w:sz w:val="30"/>
@@ -133,7 +128,6 @@
     </w:p>
     <w:p>
       <w:pPr>
-        <w:jc w:val="center"/>
         <w:rPr>
           <w:rFonts w:ascii="Proxima Nova" w:eastAsia="Proxima Nova" w:hAnsi="Proxima Nova" w:cs="Proxima Nova"/>
           <w:sz w:val="30"/>
@@ -190,7 +184,6 @@
     </w:p>
     <w:p>
       <w:pPr>
-        <w:jc w:val="center"/>
         <w:rPr>
           <w:rFonts w:ascii="Proxima Nova" w:eastAsia="Proxima Nova" w:hAnsi="Proxima Nova" w:cs="Proxima Nova"/>
           <w:sz w:val="30"/>
@@ -258,7 +251,6 @@
     </w:p>
     <w:p>
       <w:pPr>
-        <w:jc w:val="center"/>
         <w:rPr>
           <w:rFonts w:ascii="Proxima Nova" w:hAnsi="Proxima Nova"/>
           <w:sz w:val="30"/>
@@ -278,7 +270,6 @@
     </w:p>
     <w:p>
       <w:pPr>
-        <w:jc w:val="center"/>
         <w:rPr>
           <w:rFonts w:ascii="Proxima Nova" w:eastAsia="Proxima Nova" w:hAnsi="Proxima Nova" w:cs="Proxima Nova"/>
           <w:b/>
@@ -335,7 +326,6 @@
     </w:p>
     <w:p>
       <w:pPr>
-        <w:jc w:val="center"/>
         <w:rPr>
           <w:rFonts w:ascii="Proxima Nova" w:eastAsia="Proxima Nova" w:hAnsi="Proxima Nova" w:cs="Proxima Nova"/>
           <w:sz w:val="30"/>
@@ -414,9 +404,6 @@
         <w:p>
           <w:pPr>
             <w:pStyle w:val="TDC2"/>
-            <w:tabs>
-              <w:tab w:val="right" w:leader="dot" w:pos="9350"/>
-            </w:tabs>
             <w:rPr>
               <w:rFonts w:asciiTheme="minorHAnsi" w:eastAsiaTheme="minorEastAsia" w:hAnsiTheme="minorHAnsi" w:cstheme="minorBidi"/>
               <w:noProof/>
@@ -498,9 +485,6 @@
         <w:p>
           <w:pPr>
             <w:pStyle w:val="TDC2"/>
-            <w:tabs>
-              <w:tab w:val="right" w:leader="dot" w:pos="9350"/>
-            </w:tabs>
             <w:rPr>
               <w:rFonts w:asciiTheme="minorHAnsi" w:eastAsiaTheme="minorEastAsia" w:hAnsiTheme="minorHAnsi" w:cstheme="minorBidi"/>
               <w:noProof/>
@@ -573,9 +557,6 @@
         <w:p>
           <w:pPr>
             <w:pStyle w:val="TDC2"/>
-            <w:tabs>
-              <w:tab w:val="right" w:leader="dot" w:pos="9350"/>
-            </w:tabs>
             <w:rPr>
               <w:rFonts w:asciiTheme="minorHAnsi" w:eastAsiaTheme="minorEastAsia" w:hAnsiTheme="minorHAnsi" w:cstheme="minorBidi"/>
               <w:noProof/>
@@ -648,9 +629,6 @@
         <w:p>
           <w:pPr>
             <w:pStyle w:val="TDC2"/>
-            <w:tabs>
-              <w:tab w:val="right" w:leader="dot" w:pos="9350"/>
-            </w:tabs>
             <w:rPr>
               <w:rFonts w:asciiTheme="minorHAnsi" w:eastAsiaTheme="minorEastAsia" w:hAnsiTheme="minorHAnsi" w:cstheme="minorBidi"/>
               <w:noProof/>
@@ -723,9 +701,6 @@
         <w:p>
           <w:pPr>
             <w:pStyle w:val="TDC2"/>
-            <w:tabs>
-              <w:tab w:val="right" w:leader="dot" w:pos="9350"/>
-            </w:tabs>
             <w:rPr>
               <w:rFonts w:asciiTheme="minorHAnsi" w:eastAsiaTheme="minorEastAsia" w:hAnsiTheme="minorHAnsi" w:cstheme="minorBidi"/>
               <w:noProof/>
@@ -798,9 +773,6 @@
         <w:p>
           <w:pPr>
             <w:pStyle w:val="TDC2"/>
-            <w:tabs>
-              <w:tab w:val="right" w:leader="dot" w:pos="9350"/>
-            </w:tabs>
             <w:rPr>
               <w:rFonts w:asciiTheme="minorHAnsi" w:eastAsiaTheme="minorEastAsia" w:hAnsiTheme="minorHAnsi" w:cstheme="minorBidi"/>
               <w:noProof/>
@@ -873,9 +845,6 @@
         <w:p>
           <w:pPr>
             <w:pStyle w:val="TDC3"/>
-            <w:tabs>
-              <w:tab w:val="right" w:leader="dot" w:pos="9350"/>
-            </w:tabs>
             <w:rPr>
               <w:rFonts w:asciiTheme="minorHAnsi" w:eastAsiaTheme="minorEastAsia" w:hAnsiTheme="minorHAnsi" w:cstheme="minorBidi"/>
               <w:noProof/>
@@ -948,9 +917,6 @@
         <w:p>
           <w:pPr>
             <w:pStyle w:val="TDC3"/>
-            <w:tabs>
-              <w:tab w:val="right" w:leader="dot" w:pos="9350"/>
-            </w:tabs>
             <w:rPr>
               <w:rFonts w:asciiTheme="minorHAnsi" w:eastAsiaTheme="minorEastAsia" w:hAnsiTheme="minorHAnsi" w:cstheme="minorBidi"/>
               <w:noProof/>
@@ -1101,7 +1067,6 @@
     </w:p>
     <w:p>
       <w:pPr>
-        <w:jc w:val="both"/>
         <w:rPr>
           <w:lang w:val="es-ES"/>
         </w:rPr>
@@ -1198,11 +1163,6 @@
     <w:p>
       <w:pPr>
         <w:pStyle w:val="Prrafodelista"/>
-        <w:numPr>
-          <w:ilvl w:val="0"/>
-          <w:numId w:val="8"/>
-        </w:numPr>
-        <w:jc w:val="both"/>
       </w:pPr>
       <w:r>
         <w:t>Cajero</w:t>
@@ -1211,11 +1171,6 @@
     <w:p>
       <w:pPr>
         <w:pStyle w:val="Prrafodelista"/>
-        <w:numPr>
-          <w:ilvl w:val="0"/>
-          <w:numId w:val="8"/>
-        </w:numPr>
-        <w:jc w:val="both"/>
         <w:rPr>
           <w:lang w:val="es-ES"/>
         </w:rPr>
@@ -1242,11 +1197,6 @@
     <w:p>
       <w:pPr>
         <w:pStyle w:val="Prrafodelista"/>
-        <w:numPr>
-          <w:ilvl w:val="0"/>
-          <w:numId w:val="8"/>
-        </w:numPr>
-        <w:jc w:val="both"/>
       </w:pPr>
       <w:r>
         <w:t xml:space="preserve">Cliente </w:t>
@@ -1255,11 +1205,6 @@
     <w:p>
       <w:pPr>
         <w:pStyle w:val="Prrafodelista"/>
-        <w:numPr>
-          <w:ilvl w:val="0"/>
-          <w:numId w:val="8"/>
-        </w:numPr>
-        <w:jc w:val="both"/>
         <w:rPr>
           <w:lang w:val="es-ES"/>
         </w:rPr>
@@ -1288,11 +1233,6 @@
     <w:p>
       <w:pPr>
         <w:pStyle w:val="Prrafodelista"/>
-        <w:numPr>
-          <w:ilvl w:val="0"/>
-          <w:numId w:val="9"/>
-        </w:numPr>
-        <w:spacing w:before="240" w:after="240"/>
         <w:rPr>
           <w:lang w:val="es-ES"/>
         </w:rPr>
@@ -1307,11 +1247,6 @@
     <w:p>
       <w:pPr>
         <w:pStyle w:val="Prrafodelista"/>
-        <w:numPr>
-          <w:ilvl w:val="0"/>
-          <w:numId w:val="9"/>
-        </w:numPr>
-        <w:spacing w:before="240" w:after="240"/>
         <w:rPr>
           <w:lang w:val="es-ES"/>
         </w:rPr>
@@ -1326,11 +1261,6 @@
     <w:p>
       <w:pPr>
         <w:pStyle w:val="Prrafodelista"/>
-        <w:numPr>
-          <w:ilvl w:val="0"/>
-          <w:numId w:val="9"/>
-        </w:numPr>
-        <w:spacing w:before="240" w:after="240"/>
         <w:rPr>
           <w:lang w:val="es-ES"/>
         </w:rPr>
@@ -1345,11 +1275,6 @@
     <w:p>
       <w:pPr>
         <w:pStyle w:val="Prrafodelista"/>
-        <w:numPr>
-          <w:ilvl w:val="0"/>
-          <w:numId w:val="9"/>
-        </w:numPr>
-        <w:spacing w:before="240" w:after="240"/>
         <w:rPr>
           <w:lang w:val="es-ES"/>
         </w:rPr>
@@ -1364,11 +1289,6 @@
     <w:p>
       <w:pPr>
         <w:pStyle w:val="Prrafodelista"/>
-        <w:numPr>
-          <w:ilvl w:val="0"/>
-          <w:numId w:val="9"/>
-        </w:numPr>
-        <w:spacing w:before="240" w:after="240"/>
         <w:rPr>
           <w:lang w:val="es-ES"/>
         </w:rPr>
@@ -1383,11 +1303,6 @@
     <w:p>
       <w:pPr>
         <w:pStyle w:val="Prrafodelista"/>
-        <w:numPr>
-          <w:ilvl w:val="0"/>
-          <w:numId w:val="9"/>
-        </w:numPr>
-        <w:spacing w:before="240" w:after="240"/>
         <w:rPr>
           <w:lang w:val="es-ES"/>
         </w:rPr>
@@ -1402,11 +1317,6 @@
     <w:p>
       <w:pPr>
         <w:pStyle w:val="Prrafodelista"/>
-        <w:numPr>
-          <w:ilvl w:val="0"/>
-          <w:numId w:val="9"/>
-        </w:numPr>
-        <w:spacing w:before="240" w:after="240"/>
         <w:rPr>
           <w:lang w:val="es-ES"/>
         </w:rPr>
@@ -1443,11 +1353,6 @@
     <w:p>
       <w:pPr>
         <w:pStyle w:val="Prrafodelista"/>
-        <w:numPr>
-          <w:ilvl w:val="0"/>
-          <w:numId w:val="8"/>
-        </w:numPr>
-        <w:spacing w:before="240" w:after="240"/>
         <w:rPr>
           <w:lang w:val="es-ES"/>
         </w:rPr>
@@ -1462,11 +1367,6 @@
     <w:p>
       <w:pPr>
         <w:pStyle w:val="Prrafodelista"/>
-        <w:numPr>
-          <w:ilvl w:val="0"/>
-          <w:numId w:val="8"/>
-        </w:numPr>
-        <w:spacing w:before="240" w:after="240"/>
         <w:rPr>
           <w:lang w:val="es-ES"/>
         </w:rPr>
@@ -1481,11 +1381,6 @@
     <w:p>
       <w:pPr>
         <w:pStyle w:val="Prrafodelista"/>
-        <w:numPr>
-          <w:ilvl w:val="0"/>
-          <w:numId w:val="8"/>
-        </w:numPr>
-        <w:spacing w:before="240" w:after="240"/>
         <w:rPr>
           <w:lang w:val="es-ES"/>
         </w:rPr>
@@ -1516,10 +1411,6 @@
     <w:p>
       <w:pPr>
         <w:pStyle w:val="Prrafodelista"/>
-        <w:numPr>
-          <w:ilvl w:val="0"/>
-          <w:numId w:val="10"/>
-        </w:numPr>
         <w:rPr>
           <w:lang w:val="es-ES"/>
         </w:rPr>
@@ -1534,10 +1425,6 @@
     <w:p>
       <w:pPr>
         <w:pStyle w:val="Prrafodelista"/>
-        <w:numPr>
-          <w:ilvl w:val="0"/>
-          <w:numId w:val="10"/>
-        </w:numPr>
         <w:rPr>
           <w:lang w:val="es-ES"/>
         </w:rPr>
@@ -1560,10 +1447,6 @@
     <w:p>
       <w:pPr>
         <w:pStyle w:val="Prrafodelista"/>
-        <w:numPr>
-          <w:ilvl w:val="0"/>
-          <w:numId w:val="10"/>
-        </w:numPr>
         <w:rPr>
           <w:lang w:val="es-ES"/>
         </w:rPr>
@@ -1578,10 +1461,6 @@
     <w:p>
       <w:pPr>
         <w:pStyle w:val="Prrafodelista"/>
-        <w:numPr>
-          <w:ilvl w:val="0"/>
-          <w:numId w:val="10"/>
-        </w:numPr>
         <w:rPr>
           <w:lang w:val="es-ES"/>
         </w:rPr>
@@ -1596,10 +1475,6 @@
     <w:p>
       <w:pPr>
         <w:pStyle w:val="Prrafodelista"/>
-        <w:numPr>
-          <w:ilvl w:val="0"/>
-          <w:numId w:val="10"/>
-        </w:numPr>
         <w:rPr>
           <w:lang w:val="es-ES"/>
         </w:rPr>
@@ -1630,10 +1505,6 @@
     <w:p>
       <w:pPr>
         <w:pStyle w:val="Prrafodelista"/>
-        <w:numPr>
-          <w:ilvl w:val="0"/>
-          <w:numId w:val="12"/>
-        </w:numPr>
         <w:rPr>
           <w:lang w:val="es-ES"/>
         </w:rPr>
@@ -1680,10 +1551,6 @@
     <w:p>
       <w:pPr>
         <w:pStyle w:val="Prrafodelista"/>
-        <w:numPr>
-          <w:ilvl w:val="0"/>
-          <w:numId w:val="12"/>
-        </w:numPr>
         <w:rPr>
           <w:lang w:val="es-ES"/>
         </w:rPr>
@@ -1716,10 +1583,6 @@
     <w:p>
       <w:pPr>
         <w:pStyle w:val="Prrafodelista"/>
-        <w:numPr>
-          <w:ilvl w:val="0"/>
-          <w:numId w:val="12"/>
-        </w:numPr>
         <w:rPr>
           <w:lang w:val="es-ES"/>
         </w:rPr>
@@ -1740,10 +1603,6 @@
     <w:p>
       <w:pPr>
         <w:pStyle w:val="Prrafodelista"/>
-        <w:numPr>
-          <w:ilvl w:val="0"/>
-          <w:numId w:val="12"/>
-        </w:numPr>
         <w:rPr>
           <w:lang w:val="es-ES"/>
         </w:rPr>
@@ -1758,10 +1617,6 @@
     <w:p>
       <w:pPr>
         <w:pStyle w:val="Prrafodelista"/>
-        <w:numPr>
-          <w:ilvl w:val="0"/>
-          <w:numId w:val="12"/>
-        </w:numPr>
         <w:rPr>
           <w:lang w:val="es-ES"/>
         </w:rPr>
@@ -1776,10 +1631,6 @@
     <w:p>
       <w:pPr>
         <w:pStyle w:val="Prrafodelista"/>
-        <w:numPr>
-          <w:ilvl w:val="0"/>
-          <w:numId w:val="12"/>
-        </w:numPr>
         <w:rPr>
           <w:lang w:val="es-ES"/>
         </w:rPr>
@@ -1836,10 +1687,6 @@
     <w:p>
       <w:pPr>
         <w:pStyle w:val="Prrafodelista"/>
-        <w:numPr>
-          <w:ilvl w:val="0"/>
-          <w:numId w:val="13"/>
-        </w:numPr>
         <w:rPr>
           <w:lang w:val="es-ES"/>
         </w:rPr>
@@ -1860,10 +1707,6 @@
     <w:p>
       <w:pPr>
         <w:pStyle w:val="Prrafodelista"/>
-        <w:numPr>
-          <w:ilvl w:val="0"/>
-          <w:numId w:val="13"/>
-        </w:numPr>
         <w:rPr>
           <w:lang w:val="es-ES"/>
         </w:rPr>
@@ -1884,10 +1727,6 @@
     <w:p>
       <w:pPr>
         <w:pStyle w:val="Prrafodelista"/>
-        <w:numPr>
-          <w:ilvl w:val="0"/>
-          <w:numId w:val="13"/>
-        </w:numPr>
         <w:rPr>
           <w:lang w:val="es-ES"/>
         </w:rPr>
@@ -1914,10 +1753,6 @@
     <w:p>
       <w:pPr>
         <w:pStyle w:val="Prrafodelista"/>
-        <w:numPr>
-          <w:ilvl w:val="0"/>
-          <w:numId w:val="13"/>
-        </w:numPr>
         <w:rPr>
           <w:lang w:val="es-ES"/>
         </w:rPr>
@@ -1932,10 +1767,6 @@
     <w:p>
       <w:pPr>
         <w:pStyle w:val="Prrafodelista"/>
-        <w:numPr>
-          <w:ilvl w:val="0"/>
-          <w:numId w:val="13"/>
-        </w:numPr>
         <w:rPr>
           <w:lang w:val="es-ES"/>
         </w:rPr>
@@ -1950,10 +1781,6 @@
     <w:p>
       <w:pPr>
         <w:pStyle w:val="Prrafodelista"/>
-        <w:numPr>
-          <w:ilvl w:val="0"/>
-          <w:numId w:val="13"/>
-        </w:numPr>
         <w:rPr>
           <w:lang w:val="es-ES"/>
         </w:rPr>
@@ -1974,7 +1801,6 @@
     </w:p>
     <w:p>
       <w:pPr>
-        <w:spacing w:line="480" w:lineRule="auto"/>
         <w:rPr>
           <w:rFonts w:ascii="Proxima Nova" w:eastAsia="Proxima Nova" w:hAnsi="Proxima Nova" w:cs="Proxima Nova"/>
           <w:sz w:val="52"/>
@@ -1987,23 +1813,18 @@
           <w:sz w:val="52"/>
           <w:szCs w:val="52"/>
         </w:rPr>
+        <w:t>Bibliografía</w:t>
+      </w:r>
+    </w:p>
+    <w:p>
+      <w:pPr>
+        <w:pStyle w:val="NormalWeb"/>
+      </w:pPr>
+      <w:r>
+        <w:rPr>
+          <w:lang w:val="es-MX"/>
+        </w:rPr>
         <w:lastRenderedPageBreak/>
-        <w:t>Bibliografía</w:t>
-      </w:r>
-    </w:p>
-    <w:p>
-      <w:pPr>
-        <w:pStyle w:val="NormalWeb"/>
-        <w:numPr>
-          <w:ilvl w:val="0"/>
-          <w:numId w:val="11"/>
-        </w:numPr>
-        <w:spacing w:before="0" w:beforeAutospacing="0" w:after="0" w:afterAutospacing="0" w:line="480" w:lineRule="auto"/>
-      </w:pPr>
-      <w:r>
-        <w:rPr>
-          <w:lang w:val="es-MX"/>
-        </w:rPr>
         <w:t xml:space="preserve">K. C. Laudon and J. P. Laudon, </w:t>
       </w:r>
       <w:r>
@@ -2027,11 +1848,6 @@
     <w:p>
       <w:pPr>
         <w:pStyle w:val="NormalWeb"/>
-        <w:numPr>
-          <w:ilvl w:val="0"/>
-          <w:numId w:val="11"/>
-        </w:numPr>
-        <w:spacing w:before="0" w:beforeAutospacing="0" w:after="0" w:afterAutospacing="0" w:line="480" w:lineRule="auto"/>
       </w:pPr>
       <w:r>
         <w:t xml:space="preserve">P. J. Deitel and H. M. Deitel, </w:t>
@@ -2050,11 +1866,6 @@
     <w:p>
       <w:pPr>
         <w:pStyle w:val="NormalWeb"/>
-        <w:numPr>
-          <w:ilvl w:val="0"/>
-          <w:numId w:val="11"/>
-        </w:numPr>
-        <w:spacing w:before="0" w:beforeAutospacing="0" w:after="0" w:afterAutospacing="0" w:line="480" w:lineRule="auto"/>
       </w:pPr>
       <w:r>
         <w:t xml:space="preserve">“Java Documentation - Get Started,” </w:t>
